--- a/docs/adr/_README.docx
+++ b/docs/adr/_README.docx
@@ -142,6 +142,10 @@
           <w:p>
             <w:pPr>
               <w:spacing w:after="40"/>
+              <w:rPr>
+                <w:rFonts w:hint="default" w:eastAsia="微软雅黑"/>
+                <w:lang w:val="en-US" w:eastAsia="zh-CN"/>
+              </w:rPr>
             </w:pPr>
             <w:r>
               <w:rPr>
@@ -151,6 +155,16 @@
                 <w:sz w:val="21"/>
               </w:rPr>
               <w:t>D-12_项目源代码仓库</w:t>
+            </w:r>
+            <w:r>
+              <w:rPr>
+                <w:rFonts w:hint="eastAsia" w:eastAsia="微软雅黑"/>
+                <w:b w:val="0"/>
+                <w:color w:val="2B2B2B"/>
+                <w:sz w:val="21"/>
+                <w:lang w:val="en-US" w:eastAsia="zh-CN"/>
+              </w:rPr>
+              <w:t>/docs/adr</w:t>
             </w:r>
           </w:p>
         </w:tc>
@@ -413,10 +427,7 @@
         </w:tc>
       </w:tr>
     </w:tbl>
-    <w:p>
-      <w:bookmarkStart w:id="0" w:name="_GoBack"/>
-      <w:bookmarkEnd w:id="0"/>
-    </w:p>
+    <w:p/>
     <w:p>
       <w:pPr>
         <w:keepNext/>
@@ -434,6 +445,8 @@
         </w:rPr>
         <w:t>内容大纲</w:t>
       </w:r>
+      <w:bookmarkStart w:id="0" w:name="_GoBack"/>
+      <w:bookmarkEnd w:id="0"/>
     </w:p>
     <w:tbl>
       <w:tblPr>
@@ -452,14 +465,6 @@
         <w:gridCol w:w="9746"/>
       </w:tblGrid>
       <w:tr>
-        <w:tblPrEx>
-          <w:tblCellMar>
-            <w:top w:w="0" w:type="dxa"/>
-            <w:left w:w="108" w:type="dxa"/>
-            <w:bottom w:w="0" w:type="dxa"/>
-            <w:right w:w="108" w:type="dxa"/>
-          </w:tblCellMar>
-        </w:tblPrEx>
         <w:trPr>
           <w:jc w:val="center"/>
         </w:trPr>
@@ -479,16 +484,16 @@
             <w:pPr>
               <w:bidi w:val="0"/>
               <w:rPr>
-                <w:rFonts w:hint="eastAsia"/>
+                <w:rFonts w:hint="default"/>
                 <w:lang w:val="en-US" w:eastAsia="zh-CN"/>
               </w:rPr>
             </w:pPr>
             <w:r>
               <w:rPr>
-                <w:rFonts w:hint="eastAsia"/>
+                <w:rFonts w:hint="default"/>
                 <w:lang w:val="en-US" w:eastAsia="zh-CN"/>
               </w:rPr>
-              <w:t>0001-choose-monolith-over-microservices.docx</w:t>
+              <w:t>ADR-0001_前后端技术选型.docx</w:t>
             </w:r>
           </w:p>
           <w:p>
@@ -504,7 +509,21 @@
                 <w:rFonts w:hint="default"/>
                 <w:lang w:val="en-US" w:eastAsia="zh-CN"/>
               </w:rPr>
-              <w:t>0002-choose-postgresql-over-mysql.docx</w:t>
+              <w:t>ADR-0002_数据库消息队列选型.docx</w:t>
+            </w:r>
+          </w:p>
+          <w:p>
+            <w:pPr>
+              <w:bidi w:val="0"/>
+              <w:rPr>
+                <w:rFonts w:hint="eastAsia"/>
+              </w:rPr>
+            </w:pPr>
+            <w:r>
+              <w:rPr>
+                <w:rFonts w:hint="eastAsia"/>
+              </w:rPr>
+              <w:t>ADR-0003_对象存储选型.docx</w:t>
             </w:r>
           </w:p>
           <w:p>
@@ -520,7 +539,51 @@
                 <w:rFonts w:hint="default"/>
                 <w:lang w:val="en-US" w:eastAsia="zh-CN"/>
               </w:rPr>
-              <w:t>0003-choose-jwt-over-session.docx</w:t>
+              <w:t>ADR-000</w:t>
+            </w:r>
+            <w:r>
+              <w:rPr>
+                <w:rFonts w:hint="eastAsia"/>
+                <w:lang w:val="en-US" w:eastAsia="zh-CN"/>
+              </w:rPr>
+              <w:t>4</w:t>
+            </w:r>
+            <w:r>
+              <w:rPr>
+                <w:rFonts w:hint="default"/>
+                <w:lang w:val="en-US" w:eastAsia="zh-CN"/>
+              </w:rPr>
+              <w:t>_架构选型.docx</w:t>
+            </w:r>
+          </w:p>
+          <w:p>
+            <w:pPr>
+              <w:bidi w:val="0"/>
+              <w:rPr>
+                <w:rFonts w:hint="eastAsia"/>
+                <w:lang w:val="en-US" w:eastAsia="zh-CN"/>
+              </w:rPr>
+            </w:pPr>
+            <w:r>
+              <w:rPr>
+                <w:rFonts w:hint="default"/>
+                <w:lang w:val="en-US" w:eastAsia="zh-CN"/>
+              </w:rPr>
+              <w:t>ADR-000</w:t>
+            </w:r>
+            <w:r>
+              <w:rPr>
+                <w:rFonts w:hint="eastAsia"/>
+                <w:lang w:val="en-US" w:eastAsia="zh-CN"/>
+              </w:rPr>
+              <w:t>5</w:t>
+            </w:r>
+            <w:r>
+              <w:rPr>
+                <w:rFonts w:hint="default"/>
+                <w:lang w:val="en-US" w:eastAsia="zh-CN"/>
+              </w:rPr>
+              <w:t>_接口规范决策.docx</w:t>
             </w:r>
           </w:p>
           <w:p>
@@ -536,7 +599,7 @@
                 <w:rFonts w:hint="default"/>
                 <w:lang w:val="en-US" w:eastAsia="zh-CN"/>
               </w:rPr>
-              <w:t>0004-use-rabbitmq-for-async-tasks.docx</w:t>
+              <w:t>ADR-0006_多端角色权限隔离方案.docx</w:t>
             </w:r>
           </w:p>
           <w:p>
@@ -552,7 +615,21 @@
                 <w:rFonts w:hint="default"/>
                 <w:lang w:val="en-US" w:eastAsia="zh-CN"/>
               </w:rPr>
-              <w:t>0005-use-redis-for-distributed-lock-and-queue.docx</w:t>
+              <w:t>ADR-000</w:t>
+            </w:r>
+            <w:r>
+              <w:rPr>
+                <w:rFonts w:hint="eastAsia"/>
+                <w:lang w:val="en-US" w:eastAsia="zh-CN"/>
+              </w:rPr>
+              <w:t>7</w:t>
+            </w:r>
+            <w:r>
+              <w:rPr>
+                <w:rFonts w:hint="default"/>
+                <w:lang w:val="en-US" w:eastAsia="zh-CN"/>
+              </w:rPr>
+              <w:t>_AI智能推荐算法选择.docx</w:t>
             </w:r>
           </w:p>
           <w:p>
@@ -568,7 +645,7 @@
                 <w:rFonts w:hint="default"/>
                 <w:lang w:val="en-US" w:eastAsia="zh-CN"/>
               </w:rPr>
-              <w:t>0006-adopt-restful-api.docx</w:t>
+              <w:t>ADR-0008_预约并发防超卖方案.docx</w:t>
             </w:r>
           </w:p>
           <w:p>
@@ -584,7 +661,7 @@
                 <w:rFonts w:hint="default"/>
                 <w:lang w:val="en-US" w:eastAsia="zh-CN"/>
               </w:rPr>
-              <w:t>0007-use-minio-for-object-storage.docx</w:t>
+              <w:t>ADR-0009_订单完整状态机和事务一致性设计.docx</w:t>
             </w:r>
           </w:p>
         </w:tc>
@@ -833,8 +910,8 @@
     <w:lsdException w:uiPriority="99" w:name="Normal Indent"/>
     <w:lsdException w:uiPriority="99" w:name="footnote text"/>
     <w:lsdException w:uiPriority="99" w:name="annotation text"/>
-    <w:lsdException w:uiPriority="99" w:semiHidden="0" w:name="header"/>
-    <w:lsdException w:uiPriority="99" w:semiHidden="0" w:name="footer"/>
+    <w:lsdException w:qFormat="1" w:uiPriority="99" w:semiHidden="0" w:name="header"/>
+    <w:lsdException w:qFormat="1" w:uiPriority="99" w:semiHidden="0" w:name="footer"/>
     <w:lsdException w:uiPriority="99" w:name="index heading"/>
     <w:lsdException w:qFormat="1" w:uiPriority="35" w:name="caption"/>
     <w:lsdException w:uiPriority="99" w:name="table of figures"/>
@@ -847,7 +924,7 @@
     <w:lsdException w:uiPriority="99" w:name="endnote reference"/>
     <w:lsdException w:uiPriority="99" w:name="endnote text"/>
     <w:lsdException w:uiPriority="99" w:name="table of authorities"/>
-    <w:lsdException w:uiPriority="99" w:semiHidden="0" w:name="macro"/>
+    <w:lsdException w:qFormat="1" w:uiPriority="99" w:semiHidden="0" w:name="macro"/>
     <w:lsdException w:uiPriority="99" w:name="toa heading"/>
     <w:lsdException w:qFormat="1" w:uiPriority="99" w:semiHidden="0" w:name="List"/>
     <w:lsdException w:qFormat="1" w:uiPriority="99" w:semiHidden="0" w:name="List Bullet"/>
@@ -867,11 +944,11 @@
     <w:lsdException w:qFormat="1" w:unhideWhenUsed="0" w:uiPriority="10" w:semiHidden="0" w:name="Title"/>
     <w:lsdException w:uiPriority="99" w:name="Closing"/>
     <w:lsdException w:uiPriority="99" w:name="Signature"/>
-    <w:lsdException w:uiPriority="1" w:name="Default Paragraph Font"/>
+    <w:lsdException w:qFormat="1" w:uiPriority="1" w:name="Default Paragraph Font"/>
     <w:lsdException w:qFormat="1" w:uiPriority="99" w:semiHidden="0" w:name="Body Text"/>
     <w:lsdException w:uiPriority="99" w:name="Body Text Indent"/>
-    <w:lsdException w:uiPriority="99" w:semiHidden="0" w:name="List Continue"/>
-    <w:lsdException w:uiPriority="99" w:semiHidden="0" w:name="List Continue 2"/>
+    <w:lsdException w:qFormat="1" w:uiPriority="99" w:semiHidden="0" w:name="List Continue"/>
+    <w:lsdException w:qFormat="1" w:uiPriority="99" w:semiHidden="0" w:name="List Continue 2"/>
     <w:lsdException w:qFormat="1" w:uiPriority="99" w:semiHidden="0" w:name="List Continue 3"/>
     <w:lsdException w:uiPriority="99" w:name="List Continue 4"/>
     <w:lsdException w:uiPriority="99" w:name="List Continue 5"/>
@@ -993,7 +1070,7 @@
     <w:lsdException w:qFormat="1" w:unhideWhenUsed="0" w:uiPriority="66" w:semiHidden="0" w:name="Medium List 2 Accent 2"/>
     <w:lsdException w:qFormat="1" w:unhideWhenUsed="0" w:uiPriority="67" w:semiHidden="0" w:name="Medium Grid 1 Accent 2"/>
     <w:lsdException w:qFormat="1" w:unhideWhenUsed="0" w:uiPriority="68" w:semiHidden="0" w:name="Medium Grid 2 Accent 2"/>
-    <w:lsdException w:unhideWhenUsed="0" w:uiPriority="69" w:semiHidden="0" w:name="Medium Grid 3 Accent 2"/>
+    <w:lsdException w:qFormat="1" w:unhideWhenUsed="0" w:uiPriority="69" w:semiHidden="0" w:name="Medium Grid 3 Accent 2"/>
     <w:lsdException w:qFormat="1" w:unhideWhenUsed="0" w:uiPriority="70" w:semiHidden="0" w:name="Dark List Accent 2"/>
     <w:lsdException w:qFormat="1" w:unhideWhenUsed="0" w:uiPriority="71" w:semiHidden="0" w:name="Colorful Shading Accent 2"/>
     <w:lsdException w:qFormat="1" w:unhideWhenUsed="0" w:uiPriority="72" w:semiHidden="0" w:name="Colorful List Accent 2"/>
@@ -1007,7 +1084,7 @@
     <w:lsdException w:qFormat="1" w:unhideWhenUsed="0" w:uiPriority="66" w:semiHidden="0" w:name="Medium List 2 Accent 3"/>
     <w:lsdException w:qFormat="1" w:unhideWhenUsed="0" w:uiPriority="67" w:semiHidden="0" w:name="Medium Grid 1 Accent 3"/>
     <w:lsdException w:qFormat="1" w:unhideWhenUsed="0" w:uiPriority="68" w:semiHidden="0" w:name="Medium Grid 2 Accent 3"/>
-    <w:lsdException w:unhideWhenUsed="0" w:uiPriority="69" w:semiHidden="0" w:name="Medium Grid 3 Accent 3"/>
+    <w:lsdException w:qFormat="1" w:unhideWhenUsed="0" w:uiPriority="69" w:semiHidden="0" w:name="Medium Grid 3 Accent 3"/>
     <w:lsdException w:qFormat="1" w:unhideWhenUsed="0" w:uiPriority="70" w:semiHidden="0" w:name="Dark List Accent 3"/>
     <w:lsdException w:qFormat="1" w:unhideWhenUsed="0" w:uiPriority="71" w:semiHidden="0" w:name="Colorful Shading Accent 3"/>
     <w:lsdException w:qFormat="1" w:unhideWhenUsed="0" w:uiPriority="72" w:semiHidden="0" w:name="Colorful List Accent 3"/>
@@ -1309,6 +1386,7 @@
     <w:name w:val="Default Paragraph Font"/>
     <w:semiHidden/>
     <w:unhideWhenUsed/>
+    <w:qFormat/>
     <w:uiPriority w:val="1"/>
   </w:style>
   <w:style w:type="table" w:default="1" w:styleId="32">
@@ -1330,6 +1408,7 @@
     <w:name w:val="macro"/>
     <w:link w:val="147"/>
     <w:unhideWhenUsed/>
+    <w:qFormat/>
     <w:uiPriority w:val="99"/>
     <w:pPr>
       <w:tabs>
@@ -1496,6 +1575,7 @@
     <w:name w:val="List Continue"/>
     <w:basedOn w:val="1"/>
     <w:unhideWhenUsed/>
+    <w:qFormat/>
     <w:uiPriority w:val="99"/>
     <w:pPr>
       <w:spacing w:after="120"/>
@@ -1522,6 +1602,7 @@
     <w:basedOn w:val="1"/>
     <w:link w:val="136"/>
     <w:unhideWhenUsed/>
+    <w:qFormat/>
     <w:uiPriority w:val="99"/>
     <w:pPr>
       <w:tabs>
@@ -1536,6 +1617,7 @@
     <w:basedOn w:val="1"/>
     <w:link w:val="135"/>
     <w:unhideWhenUsed/>
+    <w:qFormat/>
     <w:uiPriority w:val="99"/>
     <w:pPr>
       <w:tabs>
@@ -1593,6 +1675,7 @@
     <w:name w:val="List Continue 2"/>
     <w:basedOn w:val="1"/>
     <w:unhideWhenUsed/>
+    <w:qFormat/>
     <w:uiPriority w:val="99"/>
     <w:pPr>
       <w:spacing w:after="120"/>
@@ -9210,6 +9293,7 @@
   <w:style w:type="table" w:styleId="99">
     <w:name w:val="Medium Grid 3 Accent 2"/>
     <w:basedOn w:val="32"/>
+    <w:qFormat/>
     <w:uiPriority w:val="69"/>
     <w:pPr>
       <w:spacing w:after="0" w:line="240" w:lineRule="auto"/>
@@ -9367,6 +9451,7 @@
   <w:style w:type="table" w:styleId="100">
     <w:name w:val="Medium Grid 3 Accent 3"/>
     <w:basedOn w:val="32"/>
+    <w:qFormat/>
     <w:uiPriority w:val="69"/>
     <w:pPr>
       <w:spacing w:after="0" w:line="240" w:lineRule="auto"/>
@@ -13184,12 +13269,14 @@
     <w:name w:val="Header Char"/>
     <w:basedOn w:val="132"/>
     <w:link w:val="25"/>
+    <w:qFormat/>
     <w:uiPriority w:val="99"/>
   </w:style>
   <w:style w:type="character" w:customStyle="1" w:styleId="136">
     <w:name w:val="Footer Char"/>
     <w:basedOn w:val="132"/>
     <w:link w:val="24"/>
+    <w:qFormat/>
     <w:uiPriority w:val="99"/>
   </w:style>
   <w:style w:type="paragraph" w:styleId="137">
@@ -13210,6 +13297,7 @@
     <w:name w:val="Heading 1 Char"/>
     <w:basedOn w:val="132"/>
     <w:link w:val="3"/>
+    <w:qFormat/>
     <w:uiPriority w:val="9"/>
     <w:rPr>
       <w:rFonts w:asciiTheme="majorHAnsi" w:hAnsiTheme="majorHAnsi" w:eastAsiaTheme="majorEastAsia" w:cstheme="majorBidi"/>
@@ -13333,6 +13421,7 @@
     <w:name w:val="Macro Text Char"/>
     <w:basedOn w:val="132"/>
     <w:link w:val="2"/>
+    <w:qFormat/>
     <w:uiPriority w:val="99"/>
     <w:rPr>
       <w:rFonts w:ascii="Courier" w:hAnsi="Courier"/>
@@ -13362,6 +13451,7 @@
     <w:name w:val="Quote Char"/>
     <w:basedOn w:val="132"/>
     <w:link w:val="148"/>
+    <w:qFormat/>
     <w:uiPriority w:val="29"/>
     <w:rPr>
       <w:i/>
@@ -13379,6 +13469,7 @@
     <w:basedOn w:val="132"/>
     <w:link w:val="6"/>
     <w:semiHidden/>
+    <w:qFormat/>
     <w:uiPriority w:val="9"/>
     <w:rPr>
       <w:rFonts w:asciiTheme="majorHAnsi" w:hAnsiTheme="majorHAnsi" w:eastAsiaTheme="majorEastAsia" w:cstheme="majorBidi"/>
@@ -13399,6 +13490,7 @@
     <w:basedOn w:val="132"/>
     <w:link w:val="7"/>
     <w:semiHidden/>
+    <w:qFormat/>
     <w:uiPriority w:val="9"/>
     <w:rPr>
       <w:rFonts w:asciiTheme="majorHAnsi" w:hAnsiTheme="majorHAnsi" w:eastAsiaTheme="majorEastAsia" w:cstheme="majorBidi"/>
@@ -13410,6 +13502,7 @@
     <w:basedOn w:val="132"/>
     <w:link w:val="8"/>
     <w:semiHidden/>
+    <w:qFormat/>
     <w:uiPriority w:val="9"/>
     <w:rPr>
       <w:rFonts w:asciiTheme="majorHAnsi" w:hAnsiTheme="majorHAnsi" w:eastAsiaTheme="majorEastAsia" w:cstheme="majorBidi"/>
@@ -13423,6 +13516,7 @@
     <w:basedOn w:val="132"/>
     <w:link w:val="9"/>
     <w:semiHidden/>
+    <w:qFormat/>
     <w:uiPriority w:val="9"/>
     <w:rPr>
       <w:rFonts w:asciiTheme="majorHAnsi" w:hAnsiTheme="majorHAnsi" w:eastAsiaTheme="majorEastAsia" w:cstheme="majorBidi"/>
@@ -13444,6 +13538,7 @@
     <w:basedOn w:val="132"/>
     <w:link w:val="10"/>
     <w:semiHidden/>
+    <w:qFormat/>
     <w:uiPriority w:val="9"/>
     <w:rPr>
       <w:rFonts w:asciiTheme="majorHAnsi" w:hAnsiTheme="majorHAnsi" w:eastAsiaTheme="majorEastAsia" w:cstheme="majorBidi"/>
@@ -13462,6 +13557,7 @@
     <w:basedOn w:val="132"/>
     <w:link w:val="11"/>
     <w:semiHidden/>
+    <w:qFormat/>
     <w:uiPriority w:val="9"/>
     <w:rPr>
       <w:rFonts w:asciiTheme="majorHAnsi" w:hAnsiTheme="majorHAnsi" w:eastAsiaTheme="majorEastAsia" w:cstheme="majorBidi"/>
@@ -13511,6 +13607,7 @@
     <w:name w:val="Intense Quote Char"/>
     <w:basedOn w:val="132"/>
     <w:link w:val="156"/>
+    <w:qFormat/>
     <w:uiPriority w:val="30"/>
     <w:rPr>
       <w:b/>
